--- a/Documentación/SICMA_Gestion_de_Stakeholders.docx
+++ b/Documentación/SICMA_Gestion_de_Stakeholders.docx
@@ -296,16 +296,7 @@
           <w:sz w:val="22"/>
           <w:szCs w:val="22"/>
         </w:rPr>
-        <w:t xml:space="preserve">Versión: </w:t>
-      </w:r>
-      <w:r>
-        <w:rPr>
-          <w:rFonts w:ascii="Calibri" w:hAnsi="Calibri" w:cs="Calibri"/>
-          <w:color w:val="202020"/>
-          <w:sz w:val="22"/>
-          <w:szCs w:val="22"/>
-        </w:rPr>
-        <w:t xml:space="preserve">1.0</w:t>
+        <w:t>Versión: 1.1</w:t>
       </w:r>
     </w:p>
     <w:p>
@@ -320,16 +311,7 @@
           <w:sz w:val="22"/>
           <w:szCs w:val="22"/>
         </w:rPr>
-        <w:t xml:space="preserve">Fecha de entrega: </w:t>
-      </w:r>
-      <w:r>
-        <w:rPr>
-          <w:rFonts w:ascii="Calibri" w:hAnsi="Calibri" w:cs="Calibri"/>
-          <w:color w:val="202020"/>
-          <w:sz w:val="22"/>
-          <w:szCs w:val="22"/>
-        </w:rPr>
-        <w:t xml:space="preserve">septiembre de 2026</w:t>
+        <w:t>Actualización: 5 de octubre de 2026</w:t>
       </w:r>
     </w:p>
     <w:p>
@@ -375,11 +357,128 @@
       </w:r>
     </w:p>
     <w:p>
+      <w:pPr>
+        <w:keepNext w:val="0"/>
+        <w:pageBreakBefore w:val="0"/>
+        <w:tabs>
+          <w:tab w:pos="8928" w:val="right" w:leader="dot"/>
+        </w:tabs>
+        <w:spacing w:after="100"/>
+      </w:pPr>
       <w:r>
         <w:fldChar w:fldCharType="begin"/>
-        <w:instrText xml:space="preserve"> TOC \o "1-3" \h \z \u </w:instrText>
+      </w:r>
+      <w:r>
+        <w:instrText> TOC \o "1-1" \h \z \u </w:instrText>
+      </w:r>
+      <w:r>
         <w:fldChar w:fldCharType="separate"/>
-        <w:t>Actualiza este campo en Word para generar el índice.</w:t>
+      </w:r>
+      <w:r>
+        <w:rPr>
+          <w:b w:val="0"/>
+          <w:sz w:val="20"/>
+        </w:rPr>
+        <w:t>1. Propósito, alcance y criterios</w:t>
+        <w:tab/>
+        <w:t>3</w:t>
+      </w:r>
+    </w:p>
+    <w:p>
+      <w:pPr>
+        <w:keepNext w:val="0"/>
+        <w:pageBreakBefore w:val="0"/>
+        <w:tabs>
+          <w:tab w:pos="8928" w:val="right" w:leader="dot"/>
+        </w:tabs>
+        <w:spacing w:after="100"/>
+      </w:pPr>
+      <w:r>
+        <w:rPr>
+          <w:b w:val="0"/>
+          <w:sz w:val="20"/>
+        </w:rPr>
+        <w:t>2. Registro de interesados reales</w:t>
+        <w:tab/>
+        <w:t>4</w:t>
+      </w:r>
+    </w:p>
+    <w:p>
+      <w:pPr>
+        <w:keepNext w:val="0"/>
+        <w:pageBreakBefore w:val="0"/>
+        <w:tabs>
+          <w:tab w:pos="8928" w:val="right" w:leader="dot"/>
+        </w:tabs>
+        <w:spacing w:after="100"/>
+      </w:pPr>
+      <w:r>
+        <w:rPr>
+          <w:b w:val="0"/>
+          <w:sz w:val="20"/>
+        </w:rPr>
+        <w:t>3. Registro de roles del caso simulado</w:t>
+        <w:tab/>
+        <w:t>5</w:t>
+      </w:r>
+    </w:p>
+    <w:p>
+      <w:pPr>
+        <w:keepNext w:val="0"/>
+        <w:pageBreakBefore w:val="0"/>
+        <w:tabs>
+          <w:tab w:pos="8928" w:val="right" w:leader="dot"/>
+        </w:tabs>
+        <w:spacing w:after="100"/>
+      </w:pPr>
+      <w:r>
+        <w:rPr>
+          <w:b w:val="0"/>
+          <w:sz w:val="20"/>
+        </w:rPr>
+        <w:t>4. Influencia, interés y estrategia</w:t>
+        <w:tab/>
+        <w:t>6</w:t>
+      </w:r>
+    </w:p>
+    <w:p>
+      <w:pPr>
+        <w:keepNext w:val="0"/>
+        <w:pageBreakBefore w:val="0"/>
+        <w:tabs>
+          <w:tab w:pos="8928" w:val="right" w:leader="dot"/>
+        </w:tabs>
+        <w:spacing w:after="100"/>
+      </w:pPr>
+      <w:r>
+        <w:rPr>
+          <w:b w:val="0"/>
+          <w:sz w:val="20"/>
+        </w:rPr>
+        <w:t>5. Plan de comunicación y evidencias</w:t>
+        <w:tab/>
+        <w:t>7</w:t>
+      </w:r>
+    </w:p>
+    <w:p>
+      <w:pPr>
+        <w:keepNext w:val="0"/>
+        <w:pageBreakBefore w:val="0"/>
+        <w:tabs>
+          <w:tab w:pos="8928" w:val="right" w:leader="dot"/>
+        </w:tabs>
+        <w:spacing w:after="100"/>
+      </w:pPr>
+      <w:r>
+        <w:rPr>
+          <w:b w:val="0"/>
+          <w:sz w:val="20"/>
+        </w:rPr>
+        <w:t>6. Decisiones, seguimiento y cierre</w:t>
+        <w:tab/>
+        <w:t>8</w:t>
+      </w:r>
+      <w:r>
         <w:fldChar w:fldCharType="end"/>
       </w:r>
     </w:p>
@@ -403,7 +502,7 @@
     </w:p>
     <w:p>
       <w:r>
-        <w:t>El proyecto corresponde a un caso simulado. No existe un datacenter cliente confirmado ni una autorización para intervenir infraestructura productiva. Las ventanas horarias se representan como una restricción del escenario: su disponibilidad y los conflictos de reserva se validan en el laboratorio. Una futura participación de una organización real exigiría actualizar este registro y el plan del proyecto.</w:t>
+        <w:t>El proyecto es un caso simulado. No hay cliente ni autorización para intervenir infraestructura productiva. La planificación de intervenciones usa Forms y un calendario compartido mediante Power Automate; SICMA no construye reservas propias.</w:t>
       </w:r>
     </w:p>
     <w:p>
@@ -422,10 +521,7 @@
         <w:rPr>
           <w:b/>
         </w:rPr>
-        <w:t xml:space="preserve">Interesados del escenario. </w:t>
-      </w:r>
-      <w:r>
-        <w:t>Jefatura TI, Administrador, Técnico, Auditor y persona autorizada para ingresar al datacenter. Son perfiles que el equipo representará en las pruebas; no se les atribuyen nombres, entrevistas ni aprobaciones reales.</w:t>
+        <w:t>Roles del escenario: Administrador, Jefatura, Técnico, Auditor, solicitante, key users y departamento de contratistas. Los dos últimos son actores de negocio; la asignación de key users a Jefatura sigue pendiente de confirmación. No se atribuyen entrevistas ni aprobaciones reales.</w:t>
       </w:r>
     </w:p>
     <w:p>
@@ -627,7 +723,7 @@
                 <w:szCs w:val="18"/>
                 <w:color w:val="202020"/>
               </w:rPr>
-              <w:t>Diseñar, desarrollar, documentar y revisar entregables con el equipo.</w:t>
+              <w:t>Álvaro: backend, infraestructura, seguridad, IoT, HID, Zabbix y SMTP. 240 h estimadas; 30 h de reserva.</w:t>
             </w:r>
           </w:p>
         </w:tc>
@@ -700,7 +796,7 @@
                 <w:szCs w:val="18"/>
                 <w:color w:val="202020"/>
               </w:rPr>
-              <w:t>Diseñar, desarrollar, documentar y revisar entregables con el equipo.</w:t>
+              <w:t>Claudio: planificación, documentación, pruebas y Forms/Power Automate, con apoyo de Álvaro en la API. 228 h estimadas; 42 h de reserva.</w:t>
             </w:r>
           </w:p>
         </w:tc>
@@ -770,7 +866,7 @@
                 <w:szCs w:val="18"/>
                 <w:color w:val="202020"/>
               </w:rPr>
-              <w:t>Diseñar, desarrollar, documentar y revisar entregables con el equipo.</w:t>
+              <w:t>Fidel: web, móvil, modelo de datos, clúster MySQL y Power BI. 252 h estimadas; 18 h de reserva.</w:t>
             </w:r>
           </w:p>
         </w:tc>
@@ -861,7 +957,7 @@
     </w:p>
     <w:p>
       <w:r>
-        <w:t>Los tres integrantes trabajan sobre una sola solución: SICMA. El responsable de cada tarea se asignará en el plan del proyecto, según disponibilidad y capacidades acordadas. Una asignación operativa no convierte a un integrante en dueño exclusivo de un módulo ni elimina la revisión de sus compañeros.</w:t>
+        <w:t>La dedicación confirmada es de 15 horas semanales por integrante: 3 personas × 15 h × 18 semanas = 810 horas-persona (270 por persona). El Kanban agrupa 36 tareas y 720 horas estimadas, con 90 horas de reserva dentro del mismo semestre; no son horas ejecutadas. Álvaro: backend, infraestructura, seguridad, IoT, HID, Zabbix y SMTP. 240 h estimadas; 30 h de reserva. Fidel: web, móvil, modelo de datos, clúster MySQL y Power BI. 252 h estimadas; 18 h de reserva. Claudio: planificación, documentación, pruebas y Forms/Power Automate, con apoyo de Álvaro en la API. 228 h estimadas; 42 h de reserva.</w:t>
       </w:r>
     </w:p>
     <w:p>
@@ -1009,7 +1105,7 @@
               </w:rPr>
               <w:t>ST-05</w:t>
               <w:br/>
-              <w:t>Jefatura TI</w:t>
+              <w:t>Jefatura / key users</w:t>
             </w:r>
           </w:p>
         </w:tc>
@@ -1030,7 +1126,7 @@
                 <w:szCs w:val="18"/>
                 <w:color w:val="202020"/>
               </w:rPr>
-              <w:t>Decidir intervenciones sin cruces ni riesgos operativos no considerados.</w:t>
+              <w:t>Revisar intervenciones y asignar Técnico.</w:t>
             </w:r>
           </w:p>
         </w:tc>
@@ -1051,7 +1147,7 @@
                 <w:szCs w:val="18"/>
                 <w:color w:val="202020"/>
               </w:rPr>
-              <w:t>Revisar impacto y reversa; aprobar, rechazar o pedir cambios; autorizar excepciones.</w:t>
+              <w:t>Aprobar o rechazar según autorización; confirmar qué cuentas representan a key users.</w:t>
             </w:r>
           </w:p>
         </w:tc>
@@ -1063,7 +1159,6 @@
         <w:tc>
           <w:tcPr>
             <w:tcW w:type="dxa" w:w="2100"/>
-            <w:shd w:val="clear" w:color="auto" w:fill="F7F9FC"/>
             <w:vAlign w:val="center"/>
           </w:tcPr>
           <w:p>
@@ -1087,7 +1182,6 @@
         <w:tc>
           <w:tcPr>
             <w:tcW w:type="dxa" w:w="3650"/>
-            <w:shd w:val="clear" w:color="auto" w:fill="F7F9FC"/>
             <w:vAlign w:val="center"/>
           </w:tcPr>
           <w:p>
@@ -1102,14 +1196,13 @@
                 <w:szCs w:val="18"/>
                 <w:color w:val="202020"/>
               </w:rPr>
-              <w:t>Configurar cuentas, activos, sensores, permisos e integraciones.</w:t>
+              <w:t>Gestionar cuentas y configuración ambiental.</w:t>
             </w:r>
           </w:p>
         </w:tc>
         <w:tc>
           <w:tcPr>
             <w:tcW w:type="dxa" w:w="4186"/>
-            <w:shd w:val="clear" w:color="auto" w:fill="F7F9FC"/>
             <w:vAlign w:val="center"/>
           </w:tcPr>
           <w:p>
@@ -1124,7 +1217,7 @@
                 <w:szCs w:val="18"/>
                 <w:color w:val="202020"/>
               </w:rPr>
-              <w:t>Validar configuración y permisos; comprobar registros y fallas de dependencias.</w:t>
+              <w:t>Validar roles, desactivación y umbrales. No administrar permisos físicos.</w:t>
             </w:r>
           </w:p>
         </w:tc>
@@ -1173,7 +1266,7 @@
                 <w:szCs w:val="18"/>
                 <w:color w:val="202020"/>
               </w:rPr>
-              <w:t>Consultar activos y ejecutar trabajos autorizados con trazabilidad.</w:t>
+              <w:t>Ejecutar las intervenciones asignadas.</w:t>
             </w:r>
           </w:p>
         </w:tc>
@@ -1194,7 +1287,7 @@
                 <w:szCs w:val="18"/>
                 <w:color w:val="202020"/>
               </w:rPr>
-              <w:t>Solicitar intervención; iniciar dentro de ventana; registrar bitácora y estados finales.</w:t>
+              <w:t>Registrar inicio, avance y cierre; conservar activos e historial.</w:t>
             </w:r>
           </w:p>
         </w:tc>
@@ -1206,7 +1299,6 @@
         <w:tc>
           <w:tcPr>
             <w:tcW w:type="dxa" w:w="2100"/>
-            <w:shd w:val="clear" w:color="auto" w:fill="F7F9FC"/>
             <w:vAlign w:val="center"/>
           </w:tcPr>
           <w:p>
@@ -1230,7 +1322,6 @@
         <w:tc>
           <w:tcPr>
             <w:tcW w:type="dxa" w:w="3650"/>
-            <w:shd w:val="clear" w:color="auto" w:fill="F7F9FC"/>
             <w:vAlign w:val="center"/>
           </w:tcPr>
           <w:p>
@@ -1245,14 +1336,13 @@
                 <w:szCs w:val="18"/>
                 <w:color w:val="202020"/>
               </w:rPr>
-              <w:t>Reconstruir acciones, cambios y resultados sin modificarlos.</w:t>
+              <w:t>Consultar activos, eventos, intervenciones e indicadores.</w:t>
             </w:r>
           </w:p>
         </w:tc>
         <w:tc>
           <w:tcPr>
             <w:tcW w:type="dxa" w:w="4186"/>
-            <w:shd w:val="clear" w:color="auto" w:fill="F7F9FC"/>
             <w:vAlign w:val="center"/>
           </w:tcPr>
           <w:p>
@@ -1267,7 +1357,7 @@
                 <w:szCs w:val="18"/>
                 <w:color w:val="202020"/>
               </w:rPr>
-              <w:t>Consultar historia y auditoría; verificar que no exista edición funcional de eventos.</w:t>
+              <w:t>Verificar solo lectura y trazabilidad específica.</w:t>
             </w:r>
           </w:p>
         </w:tc>
@@ -1295,7 +1385,7 @@
               </w:rPr>
               <w:t>ST-09</w:t>
               <w:br/>
-              <w:t>Persona autorizada</w:t>
+              <w:t>Persona que ingresa</w:t>
             </w:r>
           </w:p>
         </w:tc>
@@ -1316,7 +1406,7 @@
                 <w:szCs w:val="18"/>
                 <w:color w:val="202020"/>
               </w:rPr>
-              <w:t>Que su acceso lógico respete identidad, punto, horario y vigencia.</w:t>
+              <w:t>Validación externa por HID.</w:t>
             </w:r>
           </w:p>
         </w:tc>
@@ -1337,7 +1427,147 @@
                 <w:szCs w:val="18"/>
                 <w:color w:val="202020"/>
               </w:rPr>
-              <w:t>Ensayar autorización, denegación y error técnico con identidades de prueba.</w:t>
+              <w:t>Registrar intentos permitidos y denegados sin huellas en SICMA.</w:t>
+            </w:r>
+          </w:p>
+        </w:tc>
+      </w:tr>
+      <w:tr>
+        <w:trPr>
+          <w:cantSplit/>
+        </w:trPr>
+        <w:tc>
+          <w:tcPr>
+            <w:tcW w:type="dxa" w:w="2100"/>
+            <w:vAlign w:val="center"/>
+          </w:tcPr>
+          <w:p>
+            <w:pPr>
+              <w:spacing w:before="40" w:after="40" w:line="240" w:lineRule="auto"/>
+              <w:jc w:val="left"/>
+            </w:pPr>
+            <w:r>
+              <w:rPr>
+                <w:b w:val="0"/>
+                <w:sz w:val="18"/>
+                <w:szCs w:val="18"/>
+                <w:color w:val="202020"/>
+              </w:rPr>
+              <w:t>ST-10</w:t>
+              <w:br/>
+              <w:t>Contratistas</w:t>
+            </w:r>
+          </w:p>
+        </w:tc>
+        <w:tc>
+          <w:tcPr>
+            <w:tcW w:type="dxa" w:w="3650"/>
+            <w:vAlign w:val="center"/>
+          </w:tcPr>
+          <w:p>
+            <w:pPr>
+              <w:spacing w:before="40" w:after="40" w:line="240" w:lineRule="auto"/>
+              <w:jc w:val="left"/>
+            </w:pPr>
+            <w:r>
+              <w:rPr>
+                <w:b w:val="0"/>
+                <w:sz w:val="18"/>
+                <w:szCs w:val="18"/>
+                <w:color w:val="202020"/>
+              </w:rPr>
+              <w:t>Administrar externamente altas y bajas de acceso físico.</w:t>
+            </w:r>
+          </w:p>
+        </w:tc>
+        <w:tc>
+          <w:tcPr>
+            <w:tcW w:type="dxa" w:w="4186"/>
+            <w:vAlign w:val="center"/>
+          </w:tcPr>
+          <w:p>
+            <w:pPr>
+              <w:spacing w:before="40" w:after="40" w:line="240" w:lineRule="auto"/>
+              <w:jc w:val="left"/>
+            </w:pPr>
+            <w:r>
+              <w:rPr>
+                <w:b w:val="0"/>
+                <w:sz w:val="18"/>
+                <w:szCs w:val="18"/>
+                <w:color w:val="202020"/>
+              </w:rPr>
+              <w:t>Representar el proceso externo; SICMA registra los eventos recibidos.</w:t>
+            </w:r>
+          </w:p>
+        </w:tc>
+      </w:tr>
+      <w:tr>
+        <w:trPr>
+          <w:cantSplit/>
+        </w:trPr>
+        <w:tc>
+          <w:tcPr>
+            <w:tcW w:type="dxa" w:w="2100"/>
+            <w:vAlign w:val="center"/>
+          </w:tcPr>
+          <w:p>
+            <w:pPr>
+              <w:spacing w:before="40" w:after="40" w:line="240" w:lineRule="auto"/>
+              <w:jc w:val="left"/>
+            </w:pPr>
+            <w:r>
+              <w:rPr>
+                <w:b w:val="0"/>
+                <w:sz w:val="18"/>
+                <w:szCs w:val="18"/>
+                <w:color w:val="202020"/>
+              </w:rPr>
+              <w:t>ST-11</w:t>
+              <w:br/>
+              <w:t>Solicitante</w:t>
+            </w:r>
+          </w:p>
+        </w:tc>
+        <w:tc>
+          <w:tcPr>
+            <w:tcW w:type="dxa" w:w="3650"/>
+            <w:vAlign w:val="center"/>
+          </w:tcPr>
+          <w:p>
+            <w:pPr>
+              <w:spacing w:before="40" w:after="40" w:line="240" w:lineRule="auto"/>
+              <w:jc w:val="left"/>
+            </w:pPr>
+            <w:r>
+              <w:rPr>
+                <w:b w:val="0"/>
+                <w:sz w:val="18"/>
+                <w:szCs w:val="18"/>
+                <w:color w:val="202020"/>
+              </w:rPr>
+              <w:t>Solicitar intervención mediante Forms.</w:t>
+            </w:r>
+          </w:p>
+        </w:tc>
+        <w:tc>
+          <w:tcPr>
+            <w:tcW w:type="dxa" w:w="4186"/>
+            <w:vAlign w:val="center"/>
+          </w:tcPr>
+          <w:p>
+            <w:pPr>
+              <w:spacing w:before="40" w:after="40" w:line="240" w:lineRule="auto"/>
+              <w:jc w:val="left"/>
+            </w:pPr>
+            <w:r>
+              <w:rPr>
+                <w:b w:val="0"/>
+                <w:sz w:val="18"/>
+                <w:szCs w:val="18"/>
+                <w:color w:val="202020"/>
+              </w:rPr>
+              <w:t>Comprobar recepción, agenda y aviso de estado.</w:t>
             </w:r>
           </w:p>
         </w:tc>
@@ -1765,7 +1995,7 @@
                 <w:szCs w:val="18"/>
                 <w:color w:val="202020"/>
               </w:rPr>
-              <w:t>Ensayar decisiones y ventanas antes de cerrar el flujo de intervención.</w:t>
+              <w:t>Ensayar decisión y asignación; confirmar correspondencia entre key users y rol de aplicación.</w:t>
             </w:r>
           </w:p>
         </w:tc>
@@ -2163,7 +2393,7 @@
     </w:p>
     <w:p>
       <w:r>
-        <w:t>Si las ventanas simuladas retrasan una prueba, se continuará en un entorno aislado y se programará nuevamente la validación integrada. Un conflicto de recursos debe probarse como comportamiento del sistema, no resolverse omitiendo la regla de reserva.</w:t>
+        <w:t>Los bloqueos se revisan con el responsable de la integración. La falta de un dispositivo o cuenta no se oculta mediante una validación simulada. Contratistas gestiona externamente las altas y bajas para acceso físico.</w:t>
       </w:r>
     </w:p>
     <w:p>
@@ -2905,7 +3135,7 @@
     </w:tbl>
     <w:p>
       <w:r>
-        <w:t>Estado inicial: interesados identificados y coordinación propuesta. Pendiente de acordar con el equipo la distribución de responsabilidades y las fechas de revisión. No se declara aceptación del sistema ni entrevistas realizadas.</w:t>
+        <w:t>Dedicación y reparto registrados en el Kanban; revisión y aceptación conjunta pendientes. No se declaran entrevistas ni aceptación del sistema. Falta vincular las semanas con las fechas académicas.</w:t>
       </w:r>
     </w:p>
     <w:p>
